--- a/spa/docx/03.content.docx
+++ b/spa/docx/03.content.docx
@@ -9027,7 +9027,7 @@
         <w:rPr>
           <w:lang w:val="es_ES" w:bidi="es_ES"/>
         </w:rPr>
-        <w:t xml:space="preserve"> Al octavo día tomará dos tórtolas o dos pichones de paloma. Los llevará al sacerdote a la entrada de la tienda de reunión.</w:t>
+        <w:t xml:space="preserve"> Al octavo día tomará 2 tórtolas o 2 pichones de paloma. Los llevará al sacerdote a la entrada de la tienda de reunión.</w:t>
       </w:r>
     </w:p>
     <w:p>
@@ -9148,7 +9148,7 @@
         <w:rPr>
           <w:lang w:val="es_ES" w:bidi="es_ES"/>
         </w:rPr>
-        <w:t xml:space="preserve"> Los dos hijos de Aarón murieron por haberse acercado de manera incorrecta al Señor. Después de su muerte,</w:t>
+        <w:t xml:space="preserve"> Los 2 hijos de Aarón murieron por haberse acercado de manera incorrecta al Señor. Después de su muerte,</w:t>
       </w:r>
     </w:p>
     <w:p>
@@ -10792,7 +10792,7 @@
         <w:rPr>
           <w:lang w:val="es_ES" w:bidi="es_ES"/>
         </w:rPr>
-        <w:t xml:space="preserve"> que le dijera al pueblo de Israel: —Sean santos, porque yo, el Señor su Dios, soy santo.</w:t>
+        <w:t xml:space="preserve"> que le dijera al pueblo de Israel: —Sean santos, porque yo, el Señor su Dios, soy santo. Respeten a su padre y a su madre y obedezcan mis leyes sobre el descanso, porque yo soy el Señor su Dios.</w:t>
       </w:r>
     </w:p>
     <w:p>
@@ -10876,7 +10876,7 @@
         <w:rPr>
           <w:lang w:val="es_ES" w:bidi="es_ES"/>
         </w:rPr>
-        <w:t xml:space="preserve"> Cualquier porción que se coma al tercer día no será considerada como sacrificio. La carne se habrá vuelto impura.</w:t>
+        <w:t xml:space="preserve"> »Cada uno de ustedes respete a su madre y a su padre. Guarden mis días de reposo. Yo soy el Señor su Dios.</w:t>
       </w:r>
     </w:p>
     <w:p>
@@ -13229,7 +13229,7 @@
         <w:rPr>
           <w:lang w:val="es_ES" w:bidi="es_ES"/>
         </w:rPr>
-        <w:t xml:space="preserve"> »Durante seis días trabajarán, pero descansarán el séptimo día. Ese día es muy especial. Por eso, no harán ningún tipo de trabajo, sino que lo dedicarán para adorarme. Donde quiera que vivan, ese día será dedicado a mí, pues yo soy el Señor.</w:t>
+        <w:t xml:space="preserve"> »Durante 6 días trabajarán, pero descansarán el séptimo día. Ese día es muy especial. Por eso, no harán ningún tipo de trabajo, sino que lo dedicarán para adorarme. Donde quiera que vivan, ese día será dedicado a mí, pues yo soy el Señor.</w:t>
       </w:r>
     </w:p>
     <w:p>
@@ -14395,7 +14395,7 @@
         <w:rPr>
           <w:lang w:val="es_ES" w:bidi="es_ES"/>
         </w:rPr>
-        <w:t xml:space="preserve"> Durante seis años podrán sembrar los campos, podar las viñas y recoger lo que produzcan.</w:t>
+        <w:t xml:space="preserve"> Durante 6 años podrán sembrar los campos, podar las viñas y recoger lo que produzcan.</w:t>
       </w:r>
     </w:p>
     <w:p>

--- a/spa/docx/03.content.docx
+++ b/spa/docx/03.content.docx
@@ -10771,7 +10771,7 @@
         <w:rPr>
           <w:lang w:val="es_ES" w:bidi="es_ES"/>
         </w:rPr>
-        <w:t xml:space="preserve"> El Señor también le ordenó a Moisés</w:t>
+        <w:t xml:space="preserve"> El Señor también le ordenó a Moisés Respeten a su padre y a su madre y obedezcan mis leyes sobre el descanso, porque yo soy el Señor su Dios.</w:t>
       </w:r>
     </w:p>
     <w:p>
@@ -10792,7 +10792,7 @@
         <w:rPr>
           <w:lang w:val="es_ES" w:bidi="es_ES"/>
         </w:rPr>
-        <w:t xml:space="preserve"> que le dijera al pueblo de Israel: —Sean santos, porque yo, el Señor su Dios, soy santo. Respeten a su padre y a su madre y obedezcan mis leyes sobre el descanso, porque yo soy el Señor su Dios.</w:t>
+        <w:t xml:space="preserve"> que le dijera al pueblo de Israel: —Sean santos, porque yo, el Señor su Dios, soy santo.»Cada uno de ustedes respete a su madre y a su padre. Guarden mis días de reposo. Yo soy el Señor su Dios. Respeten a su padre y a su madre y obedezcan mis leyes sobre el descanso, porque yo soy el Señor su Dios.</w:t>
       </w:r>
     </w:p>
     <w:p>
@@ -10876,7 +10876,7 @@
         <w:rPr>
           <w:lang w:val="es_ES" w:bidi="es_ES"/>
         </w:rPr>
-        <w:t xml:space="preserve"> »Cada uno de ustedes respete a su madre y a su padre. Guarden mis días de reposo. Yo soy el Señor su Dios.</w:t>
+        <w:t xml:space="preserve"> Cualquier porción que se coma al tercer día no será considerada como sacrificio. La carne se habrá vuelto impura.</w:t>
       </w:r>
     </w:p>
     <w:p>
